--- a/docs/04_Ansible実行サーバ構築手順.docx
+++ b/docs/04_Ansible実行サーバ構築手順.docx
@@ -5351,7 +5351,40 @@
               <w:spacing w:after="0"/>
             </w:pPr>
             <w:r>
-              <w:t xml:space="preserve">Standard / Static / DNS ラベル付き</w:t>
+              <w:t xml:space="preserve">Standard / Static / DNS ラベルは </w:t>
+            </w:r>
+            <w:r>
+              <w:rPr>
+                <w:rFonts w:ascii="Consolas" w:hAnsi="Consolas" w:eastAsia="MS Gothic"/>
+                <w:sz w:val="18"/>
+                <w:szCs w:val="18"/>
+              </w:rPr>
+              <w:t xml:space="preserve">pickles-verify-win-&lt;ランダム&gt;</w:t>
+            </w:r>
+            <w:r>
+              <w:t xml:space="preserve">（</w:t>
+            </w:r>
+            <w:r>
+              <w:rPr>
+                <w:rFonts w:ascii="Consolas" w:hAnsi="Consolas" w:eastAsia="MS Gothic"/>
+                <w:sz w:val="18"/>
+                <w:szCs w:val="18"/>
+              </w:rPr>
+              <w:t xml:space="preserve">windows</w:t>
+            </w:r>
+            <w:r>
+              <w:t xml:space="preserve"> は Azure の予約語のため </w:t>
+            </w:r>
+            <w:r>
+              <w:rPr>
+                <w:rFonts w:ascii="Consolas" w:hAnsi="Consolas" w:eastAsia="MS Gothic"/>
+                <w:sz w:val="18"/>
+                <w:szCs w:val="18"/>
+              </w:rPr>
+              <w:t xml:space="preserve">win</w:t>
+            </w:r>
+            <w:r>
+              <w:t xml:space="preserve"> に短縮）</w:t>
             </w:r>
           </w:p>
         </w:tc>
@@ -9149,6 +9182,167 @@
             </w:r>
             <w:r>
               <w:t xml:space="preserve"> 等に変更する</w:t>
+            </w:r>
+          </w:p>
+        </w:tc>
+      </w:tr>
+      <w:tr>
+        <w:tc>
+          <w:tcPr>
+            <w:tcW w:w="3120" w:type="dxa"/>
+          </w:tcPr>
+          <w:p>
+            <w:pPr>
+              <w:spacing w:after="0"/>
+            </w:pPr>
+            <w:r>
+              <w:t xml:space="preserve">Public IP の apply が </w:t>
+            </w:r>
+            <w:r>
+              <w:rPr>
+                <w:rFonts w:ascii="Consolas" w:hAnsi="Consolas" w:eastAsia="MS Gothic"/>
+                <w:sz w:val="18"/>
+                <w:szCs w:val="18"/>
+              </w:rPr>
+              <w:t xml:space="preserve">DomainNameLabelReserved: ... is invalid. The name itself or part of the name is a reserved word such as a trademark</w:t>
+            </w:r>
+          </w:p>
+        </w:tc>
+        <w:tc>
+          <w:tcPr>
+            <w:tcW w:w="3120" w:type="dxa"/>
+          </w:tcPr>
+          <w:p>
+            <w:pPr>
+              <w:spacing w:after="0"/>
+            </w:pPr>
+            <w:r>
+              <w:t xml:space="preserve">DNS ラベルに </w:t>
+            </w:r>
+            <w:r>
+              <w:rPr>
+                <w:rFonts w:ascii="Consolas" w:hAnsi="Consolas" w:eastAsia="MS Gothic"/>
+                <w:sz w:val="18"/>
+                <w:szCs w:val="18"/>
+              </w:rPr>
+              <w:t xml:space="preserve">windows</w:t>
+            </w:r>
+            <w:r>
+              <w:t xml:space="preserve"> などの商標語が含まれている</w:t>
+            </w:r>
+          </w:p>
+        </w:tc>
+        <w:tc>
+          <w:tcPr>
+            <w:tcW w:w="3120" w:type="dxa"/>
+          </w:tcPr>
+          <w:p>
+            <w:pPr>
+              <w:spacing w:after="0"/>
+            </w:pPr>
+            <w:r>
+              <w:t xml:space="preserve">既定では </w:t>
+            </w:r>
+            <w:r>
+              <w:rPr>
+                <w:rFonts w:ascii="Consolas" w:hAnsi="Consolas" w:eastAsia="MS Gothic"/>
+                <w:sz w:val="18"/>
+                <w:szCs w:val="18"/>
+              </w:rPr>
+              <w:t xml:space="preserve">&lt;prefix&gt;-&lt;env&gt;-win-&lt;ランダム&gt;</w:t>
+            </w:r>
+            <w:r>
+              <w:t xml:space="preserve"> に短縮済み。独自ラベルを使う場合は </w:t>
+            </w:r>
+            <w:r>
+              <w:rPr>
+                <w:rFonts w:ascii="Consolas" w:hAnsi="Consolas" w:eastAsia="MS Gothic"/>
+                <w:sz w:val="18"/>
+                <w:szCs w:val="18"/>
+              </w:rPr>
+              <w:t xml:space="preserve">windows_domain_name_label</w:t>
+            </w:r>
+            <w:r>
+              <w:t xml:space="preserve"> に商標語（windows / microsoft / azure / xbox 等）を含めない値を指定する</w:t>
+            </w:r>
+          </w:p>
+        </w:tc>
+      </w:tr>
+      <w:tr>
+        <w:tc>
+          <w:tcPr>
+            <w:tcW w:w="3120" w:type="dxa"/>
+          </w:tcPr>
+          <w:p>
+            <w:pPr>
+              <w:spacing w:after="0"/>
+            </w:pPr>
+            <w:r>
+              <w:t xml:space="preserve">Public IP の apply が </w:t>
+            </w:r>
+            <w:r>
+              <w:rPr>
+                <w:rFonts w:ascii="Consolas" w:hAnsi="Consolas" w:eastAsia="MS Gothic"/>
+                <w:sz w:val="18"/>
+                <w:szCs w:val="18"/>
+              </w:rPr>
+              <w:t xml:space="preserve">DomainNameLabel ... is already taken</w:t>
+            </w:r>
+          </w:p>
+        </w:tc>
+        <w:tc>
+          <w:tcPr>
+            <w:tcW w:w="3120" w:type="dxa"/>
+          </w:tcPr>
+          <w:p>
+            <w:pPr>
+              <w:spacing w:after="0"/>
+            </w:pPr>
+            <w:r>
+              <w:t xml:space="preserve">同じリージョンで DNS ラベルが重複している</w:t>
+            </w:r>
+          </w:p>
+        </w:tc>
+        <w:tc>
+          <w:tcPr>
+            <w:tcW w:w="3120" w:type="dxa"/>
+          </w:tcPr>
+          <w:p>
+            <w:pPr>
+              <w:spacing w:after="0"/>
+            </w:pPr>
+            <w:r>
+              <w:rPr>
+                <w:rFonts w:ascii="Consolas" w:hAnsi="Consolas" w:eastAsia="MS Gothic"/>
+                <w:sz w:val="18"/>
+                <w:szCs w:val="18"/>
+              </w:rPr>
+              <w:t xml:space="preserve">prefix</w:t>
+            </w:r>
+            <w:r>
+              <w:t xml:space="preserve"> / </w:t>
+            </w:r>
+            <w:r>
+              <w:rPr>
+                <w:rFonts w:ascii="Consolas" w:hAnsi="Consolas" w:eastAsia="MS Gothic"/>
+                <w:sz w:val="18"/>
+                <w:szCs w:val="18"/>
+              </w:rPr>
+              <w:t xml:space="preserve">env</w:t>
+            </w:r>
+            <w:r>
+              <w:t xml:space="preserve"> を変えるか、</w:t>
+            </w:r>
+            <w:r>
+              <w:rPr>
+                <w:rFonts w:ascii="Consolas" w:hAnsi="Consolas" w:eastAsia="MS Gothic"/>
+                <w:sz w:val="18"/>
+                <w:szCs w:val="18"/>
+              </w:rPr>
+              <w:t xml:space="preserve">windows_domain_name_label</w:t>
+            </w:r>
+            <w:r>
+              <w:t xml:space="preserve"> を明示指定する</w:t>
             </w:r>
           </w:p>
         </w:tc>

--- a/docs/04_Ansible実行サーバ構築手順.docx
+++ b/docs/04_Ansible実行サーバ構築手順.docx
@@ -9264,6 +9264,107 @@
             </w:r>
             <w:r>
               <w:t xml:space="preserve"> に商標語（windows / microsoft / azure / xbox 等）を含めない値を指定する</w:t>
+            </w:r>
+          </w:p>
+        </w:tc>
+      </w:tr>
+      <w:tr>
+        <w:tc>
+          <w:tcPr>
+            <w:tcW w:w="3120" w:type="dxa"/>
+          </w:tcPr>
+          <w:p>
+            <w:pPr>
+              <w:spacing w:after="0"/>
+            </w:pPr>
+            <w:r>
+              <w:t xml:space="preserve">Windows VM の apply が </w:t>
+            </w:r>
+            <w:r>
+              <w:rPr>
+                <w:rFonts w:ascii="Consolas" w:hAnsi="Consolas" w:eastAsia="MS Gothic"/>
+                <w:sz w:val="18"/>
+                <w:szCs w:val="18"/>
+              </w:rPr>
+              <w:t xml:space="preserve">"patch_mode" must always be set to "AutomaticByPlatform" when "source_image_reference" points to a hotpatch enabled image</w:t>
+            </w:r>
+          </w:p>
+        </w:tc>
+        <w:tc>
+          <w:tcPr>
+            <w:tcW w:w="3120" w:type="dxa"/>
+          </w:tcPr>
+          <w:p>
+            <w:pPr>
+              <w:spacing w:after="0"/>
+            </w:pPr>
+            <w:r>
+              <w:rPr>
+                <w:rFonts w:ascii="Consolas" w:hAnsi="Consolas" w:eastAsia="MS Gothic"/>
+                <w:sz w:val="18"/>
+                <w:szCs w:val="18"/>
+              </w:rPr>
+              <w:t xml:space="preserve">azure-edition</w:t>
+            </w:r>
+            <w:r>
+              <w:t xml:space="preserve"> 系イメージはホットパッチ対応のため </w:t>
+            </w:r>
+            <w:r>
+              <w:rPr>
+                <w:rFonts w:ascii="Consolas" w:hAnsi="Consolas" w:eastAsia="MS Gothic"/>
+                <w:sz w:val="18"/>
+                <w:szCs w:val="18"/>
+              </w:rPr>
+              <w:t xml:space="preserve">patch_mode</w:t>
+            </w:r>
+            <w:r>
+              <w:t xml:space="preserve"> の明示が必要</w:t>
+            </w:r>
+          </w:p>
+        </w:tc>
+        <w:tc>
+          <w:tcPr>
+            <w:tcW w:w="3120" w:type="dxa"/>
+          </w:tcPr>
+          <w:p>
+            <w:pPr>
+              <w:spacing w:after="0"/>
+            </w:pPr>
+            <w:r>
+              <w:t xml:space="preserve">既定で </w:t>
+            </w:r>
+            <w:r>
+              <w:rPr>
+                <w:rFonts w:ascii="Consolas" w:hAnsi="Consolas" w:eastAsia="MS Gothic"/>
+                <w:sz w:val="18"/>
+                <w:szCs w:val="18"/>
+              </w:rPr>
+              <w:t xml:space="preserve">windows_patch_mode = "AutomaticByPlatform"</w:t>
+            </w:r>
+            <w:r>
+              <w:t xml:space="preserve"> を設定済み。ホットパッチ非対応イメージに変更した場合のみ </w:t>
+            </w:r>
+            <w:r>
+              <w:rPr>
+                <w:rFonts w:ascii="Consolas" w:hAnsi="Consolas" w:eastAsia="MS Gothic"/>
+                <w:sz w:val="18"/>
+                <w:szCs w:val="18"/>
+              </w:rPr>
+              <w:t xml:space="preserve">AutomaticByOS</w:t>
+            </w:r>
+            <w:r>
+              <w:t xml:space="preserve"> / </w:t>
+            </w:r>
+            <w:r>
+              <w:rPr>
+                <w:rFonts w:ascii="Consolas" w:hAnsi="Consolas" w:eastAsia="MS Gothic"/>
+                <w:sz w:val="18"/>
+                <w:szCs w:val="18"/>
+              </w:rPr>
+              <w:t xml:space="preserve">Manual</w:t>
+            </w:r>
+            <w:r>
+              <w:t xml:space="preserve"> も指定できる</w:t>
             </w:r>
           </w:p>
         </w:tc>

--- a/docs/04_Ansible実行サーバ構築手順.docx
+++ b/docs/04_Ansible実行サーバ構築手順.docx
@@ -9365,6 +9365,146 @@
             </w:r>
             <w:r>
               <w:t xml:space="preserve"> も指定できる</w:t>
+            </w:r>
+          </w:p>
+        </w:tc>
+      </w:tr>
+      <w:tr>
+        <w:tc>
+          <w:tcPr>
+            <w:tcW w:w="3120" w:type="dxa"/>
+          </w:tcPr>
+          <w:p>
+            <w:pPr>
+              <w:spacing w:after="0"/>
+            </w:pPr>
+            <w:r>
+              <w:t xml:space="preserve">Run Command が </w:t>
+            </w:r>
+            <w:r>
+              <w:rPr>
+                <w:rFonts w:ascii="Consolas" w:hAnsi="Consolas" w:eastAsia="MS Gothic"/>
+                <w:sz w:val="18"/>
+                <w:szCs w:val="18"/>
+              </w:rPr>
+              <w:t xml:space="preserve">VMExtensionProvisioningError</w:t>
+            </w:r>
+            <w:r>
+              <w:t xml:space="preserve"> で失敗し、詳細に </w:t>
+            </w:r>
+            <w:r>
+              <w:rPr>
+                <w:rFonts w:ascii="Consolas" w:hAnsi="Consolas" w:eastAsia="MS Gothic"/>
+                <w:sz w:val="18"/>
+                <w:szCs w:val="18"/>
+              </w:rPr>
+              <w:t xml:space="preserve">The string is missing the terminator: '.</w:t>
+            </w:r>
+            <w:r>
+              <w:t xml:space="preserve"> が出る</w:t>
+            </w:r>
+          </w:p>
+        </w:tc>
+        <w:tc>
+          <w:tcPr>
+            <w:tcW w:w="3120" w:type="dxa"/>
+          </w:tcPr>
+          <w:p>
+            <w:pPr>
+              <w:spacing w:after="0"/>
+            </w:pPr>
+            <w:r>
+              <w:rPr>
+                <w:rFonts w:ascii="Consolas" w:hAnsi="Consolas" w:eastAsia="MS Gothic"/>
+                <w:sz w:val="18"/>
+                <w:szCs w:val="18"/>
+              </w:rPr>
+              <w:t xml:space="preserve">bootstrap_winrm.ps1</w:t>
+            </w:r>
+            <w:r>
+              <w:t xml:space="preserve"> に非 ASCII 文字（日本語）が含まれている。Run Command は BOM 無しでファイル化するため PowerShell 5.1 が ANSI として読み、文字化けして構文エラーになる</w:t>
+            </w:r>
+          </w:p>
+        </w:tc>
+        <w:tc>
+          <w:tcPr>
+            <w:tcW w:w="3120" w:type="dxa"/>
+          </w:tcPr>
+          <w:p>
+            <w:pPr>
+              <w:spacing w:after="0"/>
+            </w:pPr>
+            <w:r>
+              <w:t xml:space="preserve">同スクリプトは </w:t>
+            </w:r>
+            <w:r>
+              <w:rPr>
+                <w:b/>
+              </w:rPr>
+              <w:t xml:space="preserve">ASCII のみ</w:t>
+            </w:r>
+            <w:r>
+              <w:t xml:space="preserve">で記述する（日本語の説明はドキュメント側に置く）。plan 時に precondition で検出される。確認: </w:t>
+            </w:r>
+            <w:r>
+              <w:rPr>
+                <w:rFonts w:ascii="Consolas" w:hAnsi="Consolas" w:eastAsia="MS Gothic"/>
+                <w:sz w:val="18"/>
+                <w:szCs w:val="18"/>
+              </w:rPr>
+              <w:t xml:space="preserve">grep -n -P '[^\x00-\x7F]' terraform/scripts/bootstrap_winrm.ps1</w:t>
+            </w:r>
+          </w:p>
+        </w:tc>
+      </w:tr>
+      <w:tr>
+        <w:tc>
+          <w:tcPr>
+            <w:tcW w:w="3120" w:type="dxa"/>
+          </w:tcPr>
+          <w:p>
+            <w:pPr>
+              <w:spacing w:after="0"/>
+            </w:pPr>
+            <w:r>
+              <w:t xml:space="preserve">Run Command が失敗した状態で残り、再 apply でも同じエラーになる</w:t>
+            </w:r>
+          </w:p>
+        </w:tc>
+        <w:tc>
+          <w:tcPr>
+            <w:tcW w:w="3120" w:type="dxa"/>
+          </w:tcPr>
+          <w:p>
+            <w:pPr>
+              <w:spacing w:after="0"/>
+            </w:pPr>
+            <w:r>
+              <w:t xml:space="preserve">拡張機能が失敗状態のまま VM に残っている</w:t>
+            </w:r>
+          </w:p>
+        </w:tc>
+        <w:tc>
+          <w:tcPr>
+            <w:tcW w:w="3120" w:type="dxa"/>
+          </w:tcPr>
+          <w:p>
+            <w:pPr>
+              <w:spacing w:after="0"/>
+            </w:pPr>
+            <w:r>
+              <w:t xml:space="preserve">Azure Portal の VM → 「実行コマンド」で </w:t>
+            </w:r>
+            <w:r>
+              <w:rPr>
+                <w:rFonts w:ascii="Consolas" w:hAnsi="Consolas" w:eastAsia="MS Gothic"/>
+                <w:sz w:val="18"/>
+                <w:szCs w:val="18"/>
+              </w:rPr>
+              <w:t xml:space="preserve">winrm-bootstrap</w:t>
+            </w:r>
+            <w:r>
+              <w:t xml:space="preserve"> を削除してから再 apply する</w:t>
             </w:r>
           </w:p>
         </w:tc>

--- a/docs/04_Ansible実行サーバ構築手順.docx
+++ b/docs/04_Ansible実行サーバ構築手順.docx
@@ -9502,6 +9502,138 @@
                 <w:szCs w:val="18"/>
               </w:rPr>
               <w:t xml:space="preserve">winrm-bootstrap</w:t>
+            </w:r>
+            <w:r>
+              <w:t xml:space="preserve"> を削除してから再 apply する</w:t>
+            </w:r>
+          </w:p>
+        </w:tc>
+      </w:tr>
+      <w:tr>
+        <w:tc>
+          <w:tcPr>
+            <w:tcW w:w="3120" w:type="dxa"/>
+          </w:tcPr>
+          <w:p>
+            <w:pPr>
+              <w:spacing w:after="0"/>
+            </w:pPr>
+            <w:r>
+              <w:rPr>
+                <w:rFonts w:ascii="Consolas" w:hAnsi="Consolas" w:eastAsia="MS Gothic"/>
+                <w:sz w:val="18"/>
+                <w:szCs w:val="18"/>
+              </w:rPr>
+              <w:t xml:space="preserve">ParentResourceNotFound: ... the parent resource '.../virtualMachines/vm-...' could not be found</w:t>
+            </w:r>
+          </w:p>
+        </w:tc>
+        <w:tc>
+          <w:tcPr>
+            <w:tcW w:w="3120" w:type="dxa"/>
+          </w:tcPr>
+          <w:p>
+            <w:pPr>
+              <w:spacing w:after="0"/>
+            </w:pPr>
+            <w:r>
+              <w:t xml:space="preserve">Azure Portal 等でリソースを手動削除した後、</w:t>
+            </w:r>
+            <w:r>
+              <w:rPr>
+                <w:b/>
+              </w:rPr>
+              <w:t xml:space="preserve">削除前に作られた run</w:t>
+            </w:r>
+            <w:r>
+              <w:t xml:space="preserve"> を apply している（state が古い前提のまま）</w:t>
+            </w:r>
+          </w:p>
+        </w:tc>
+        <w:tc>
+          <w:tcPr>
+            <w:tcW w:w="3120" w:type="dxa"/>
+          </w:tcPr>
+          <w:p>
+            <w:pPr>
+              <w:spacing w:after="0"/>
+            </w:pPr>
+            <w:r>
+              <w:rPr>
+                <w:b/>
+              </w:rPr>
+              <w:t xml:space="preserve">必ず新しい run を開始する</w:t>
+            </w:r>
+            <w:r>
+              <w:t xml:space="preserve">（</w:t>
+            </w:r>
+            <w:r>
+              <w:rPr>
+                <w:rFonts w:ascii="Consolas" w:hAnsi="Consolas" w:eastAsia="MS Gothic"/>
+                <w:sz w:val="18"/>
+                <w:szCs w:val="18"/>
+              </w:rPr>
+              <w:t xml:space="preserve">Actions → Start new run</w:t>
+            </w:r>
+            <w:r>
+              <w:t xml:space="preserve">）。refresh が走って削除を検知し、plan に再作成が含まれる</w:t>
+            </w:r>
+          </w:p>
+        </w:tc>
+      </w:tr>
+      <w:tr>
+        <w:tc>
+          <w:tcPr>
+            <w:tcW w:w="3120" w:type="dxa"/>
+          </w:tcPr>
+          <w:p>
+            <w:pPr>
+              <w:spacing w:after="0"/>
+            </w:pPr>
+            <w:r>
+              <w:t xml:space="preserve">VM 再作成の apply が </w:t>
+            </w:r>
+            <w:r>
+              <w:rPr>
+                <w:rFonts w:ascii="Consolas" w:hAnsi="Consolas" w:eastAsia="MS Gothic"/>
+                <w:sz w:val="18"/>
+                <w:szCs w:val="18"/>
+              </w:rPr>
+              <w:t xml:space="preserve">A disk with name osdisk-... already exists</w:t>
+            </w:r>
+          </w:p>
+        </w:tc>
+        <w:tc>
+          <w:tcPr>
+            <w:tcW w:w="3120" w:type="dxa"/>
+          </w:tcPr>
+          <w:p>
+            <w:pPr>
+              <w:spacing w:after="0"/>
+            </w:pPr>
+            <w:r>
+              <w:t xml:space="preserve">Portal から VM だけ削除したため OS ディスクが孤立して残っている</w:t>
+            </w:r>
+          </w:p>
+        </w:tc>
+        <w:tc>
+          <w:tcPr>
+            <w:tcW w:w="3120" w:type="dxa"/>
+          </w:tcPr>
+          <w:p>
+            <w:pPr>
+              <w:spacing w:after="0"/>
+            </w:pPr>
+            <w:r>
+              <w:t xml:space="preserve">Azure Portal の「ディスク」で </w:t>
+            </w:r>
+            <w:r>
+              <w:rPr>
+                <w:rFonts w:ascii="Consolas" w:hAnsi="Consolas" w:eastAsia="MS Gothic"/>
+                <w:sz w:val="18"/>
+                <w:szCs w:val="18"/>
+              </w:rPr>
+              <w:t xml:space="preserve">osdisk-pickles-verify-windows</w:t>
             </w:r>
             <w:r>
               <w:t xml:space="preserve"> を削除してから再 apply する</w:t>
